--- a/deliveries/2026-09-02/01_Vehicle_Pages/VEH_20260902_10_Foton_Aumark_Refrigerated_Truck.docx
+++ b/deliveries/2026-09-02/01_Vehicle_Pages/VEH_20260902_10_Foton_Aumark_Refrigerated_Truck.docx
@@ -721,6 +721,46 @@
         <w:pStyle w:val="Heading1"/>
       </w:pPr>
       <w:r>
+        <w:t>What AutoBridge Adds Beyond a Chassis Quote</w:t>
+      </w:r>
+    </w:p>
+    <w:p>
+      <w:r>
+        <w:t xml:space="preserve">Reefer quotes often price a chassis and leave the box and cooling unit vague. AutoBridge keeps </w:t>
+      </w:r>
+      <w:r>
+        <w:rPr>
+          <w:b/>
+        </w:rPr>
+        <w:t>chassis / insulated box / refrigeration unit as three separately specified, separately priced lines</w:t>
+      </w:r>
+      <w:r>
+        <w:t xml:space="preserve">, fixes the </w:t>
+      </w:r>
+      <w:r>
+        <w:rPr>
+          <w:b/>
+        </w:rPr>
+        <w:t>box material/thickness and K-value plus the unit's temperature range and standby (electric) option</w:t>
+      </w:r>
+      <w:r>
+        <w:t xml:space="preserve"> to the operating climate, and matches the whole combination to the </w:t>
+      </w:r>
+      <w:r>
+        <w:rPr>
+          <w:b/>
+        </w:rPr>
+        <w:t>destination food/pharma cold-chain certification</w:t>
+      </w:r>
+      <w:r>
+        <w:t xml:space="preserve"> before deposit.</w:t>
+      </w:r>
+    </w:p>
+    <w:p>
+      <w:pPr>
+        <w:pStyle w:val="Heading1"/>
+      </w:pPr>
+      <w:r>
         <w:t>Verification Before Payment</w:t>
       </w:r>
     </w:p>
@@ -882,17 +922,18 @@
         <w:tblLook w:firstColumn="1" w:firstRow="1" w:lastColumn="0" w:lastRow="0" w:noHBand="0" w:noVBand="1" w:val="04A0"/>
       </w:tblPr>
       <w:tblGrid>
-        <w:gridCol w:w="1440"/>
-        <w:gridCol w:w="1440"/>
-        <w:gridCol w:w="1440"/>
-        <w:gridCol w:w="1440"/>
-        <w:gridCol w:w="1440"/>
-        <w:gridCol w:w="1440"/>
+        <w:gridCol w:w="1234"/>
+        <w:gridCol w:w="1234"/>
+        <w:gridCol w:w="1234"/>
+        <w:gridCol w:w="1234"/>
+        <w:gridCol w:w="1234"/>
+        <w:gridCol w:w="1234"/>
+        <w:gridCol w:w="1234"/>
       </w:tblGrid>
       <w:tr>
         <w:tc>
           <w:tcPr>
-            <w:tcW w:type="dxa" w:w="1440"/>
+            <w:tcW w:type="dxa" w:w="1234"/>
             <w:shd w:val="clear" w:fill="EAF0F6"/>
           </w:tcPr>
           <w:p>
@@ -913,7 +954,7 @@
         </w:tc>
         <w:tc>
           <w:tcPr>
-            <w:tcW w:type="dxa" w:w="1440"/>
+            <w:tcW w:type="dxa" w:w="1234"/>
             <w:shd w:val="clear" w:fill="EAF0F6"/>
           </w:tcPr>
           <w:p>
@@ -934,7 +975,7 @@
         </w:tc>
         <w:tc>
           <w:tcPr>
-            <w:tcW w:type="dxa" w:w="1440"/>
+            <w:tcW w:type="dxa" w:w="1234"/>
             <w:shd w:val="clear" w:fill="EAF0F6"/>
           </w:tcPr>
           <w:p>
@@ -955,7 +996,7 @@
         </w:tc>
         <w:tc>
           <w:tcPr>
-            <w:tcW w:type="dxa" w:w="1440"/>
+            <w:tcW w:type="dxa" w:w="1234"/>
             <w:shd w:val="clear" w:fill="EAF0F6"/>
           </w:tcPr>
           <w:p>
@@ -976,7 +1017,7 @@
         </w:tc>
         <w:tc>
           <w:tcPr>
-            <w:tcW w:type="dxa" w:w="1440"/>
+            <w:tcW w:type="dxa" w:w="1234"/>
             <w:shd w:val="clear" w:fill="EAF0F6"/>
           </w:tcPr>
           <w:p>
@@ -997,7 +1038,28 @@
         </w:tc>
         <w:tc>
           <w:tcPr>
-            <w:tcW w:type="dxa" w:w="1440"/>
+            <w:tcW w:type="dxa" w:w="1234"/>
+            <w:shd w:val="clear" w:fill="EAF0F6"/>
+          </w:tcPr>
+          <w:p>
+            <w:r>
+              <w:rPr>
+                <w:b/>
+                <w:sz w:val="20"/>
+              </w:rPr>
+            </w:r>
+            <w:r>
+              <w:rPr>
+                <w:b/>
+                <w:sz w:val="20"/>
+              </w:rPr>
+              <w:t>Confidence</w:t>
+            </w:r>
+          </w:p>
+        </w:tc>
+        <w:tc>
+          <w:tcPr>
+            <w:tcW w:type="dxa" w:w="1234"/>
             <w:shd w:val="clear" w:fill="EAF0F6"/>
           </w:tcPr>
           <w:p>
@@ -1020,7 +1082,7 @@
       <w:tr>
         <w:tc>
           <w:tcPr>
-            <w:tcW w:type="dxa" w:w="1440"/>
+            <w:tcW w:type="dxa" w:w="1234"/>
           </w:tcPr>
           <w:p>
             <w:r>
@@ -1038,7 +1100,7 @@
         </w:tc>
         <w:tc>
           <w:tcPr>
-            <w:tcW w:type="dxa" w:w="1440"/>
+            <w:tcW w:type="dxa" w:w="1234"/>
           </w:tcPr>
           <w:p>
             <w:r>
@@ -1056,7 +1118,7 @@
         </w:tc>
         <w:tc>
           <w:tcPr>
-            <w:tcW w:type="dxa" w:w="1440"/>
+            <w:tcW w:type="dxa" w:w="1234"/>
           </w:tcPr>
           <w:p>
             <w:r>
@@ -1074,7 +1136,7 @@
         </w:tc>
         <w:tc>
           <w:tcPr>
-            <w:tcW w:type="dxa" w:w="1440"/>
+            <w:tcW w:type="dxa" w:w="1234"/>
           </w:tcPr>
           <w:p>
             <w:r>
@@ -1092,7 +1154,7 @@
         </w:tc>
         <w:tc>
           <w:tcPr>
-            <w:tcW w:type="dxa" w:w="1440"/>
+            <w:tcW w:type="dxa" w:w="1234"/>
           </w:tcPr>
           <w:p>
             <w:r>
@@ -1110,7 +1172,25 @@
         </w:tc>
         <w:tc>
           <w:tcPr>
-            <w:tcW w:type="dxa" w:w="1440"/>
+            <w:tcW w:type="dxa" w:w="1234"/>
+          </w:tcPr>
+          <w:p>
+            <w:r>
+              <w:rPr>
+                <w:sz w:val="20"/>
+              </w:rPr>
+            </w:r>
+            <w:r>
+              <w:rPr>
+                <w:sz w:val="20"/>
+              </w:rPr>
+              <w:t>CROSS_CHECKED</w:t>
+            </w:r>
+          </w:p>
+        </w:tc>
+        <w:tc>
+          <w:tcPr>
+            <w:tcW w:type="dxa" w:w="1234"/>
           </w:tcPr>
           <w:p>
             <w:r>
@@ -1130,7 +1210,7 @@
       <w:tr>
         <w:tc>
           <w:tcPr>
-            <w:tcW w:type="dxa" w:w="1440"/>
+            <w:tcW w:type="dxa" w:w="1234"/>
           </w:tcPr>
           <w:p>
             <w:r>
@@ -1148,7 +1228,7 @@
         </w:tc>
         <w:tc>
           <w:tcPr>
-            <w:tcW w:type="dxa" w:w="1440"/>
+            <w:tcW w:type="dxa" w:w="1234"/>
           </w:tcPr>
           <w:p>
             <w:r>
@@ -1166,7 +1246,7 @@
         </w:tc>
         <w:tc>
           <w:tcPr>
-            <w:tcW w:type="dxa" w:w="1440"/>
+            <w:tcW w:type="dxa" w:w="1234"/>
           </w:tcPr>
           <w:p>
             <w:r>
@@ -1184,7 +1264,7 @@
         </w:tc>
         <w:tc>
           <w:tcPr>
-            <w:tcW w:type="dxa" w:w="1440"/>
+            <w:tcW w:type="dxa" w:w="1234"/>
           </w:tcPr>
           <w:p>
             <w:r>
@@ -1202,7 +1282,7 @@
         </w:tc>
         <w:tc>
           <w:tcPr>
-            <w:tcW w:type="dxa" w:w="1440"/>
+            <w:tcW w:type="dxa" w:w="1234"/>
           </w:tcPr>
           <w:p>
             <w:r>
@@ -1220,7 +1300,25 @@
         </w:tc>
         <w:tc>
           <w:tcPr>
-            <w:tcW w:type="dxa" w:w="1440"/>
+            <w:tcW w:type="dxa" w:w="1234"/>
+          </w:tcPr>
+          <w:p>
+            <w:r>
+              <w:rPr>
+                <w:sz w:val="20"/>
+              </w:rPr>
+            </w:r>
+            <w:r>
+              <w:rPr>
+                <w:sz w:val="20"/>
+              </w:rPr>
+              <w:t>VERIFIED</w:t>
+            </w:r>
+          </w:p>
+        </w:tc>
+        <w:tc>
+          <w:tcPr>
+            <w:tcW w:type="dxa" w:w="1234"/>
           </w:tcPr>
           <w:p>
             <w:r>
@@ -1240,7 +1338,7 @@
       <w:tr>
         <w:tc>
           <w:tcPr>
-            <w:tcW w:type="dxa" w:w="1440"/>
+            <w:tcW w:type="dxa" w:w="1234"/>
           </w:tcPr>
           <w:p>
             <w:r>
@@ -1258,7 +1356,7 @@
         </w:tc>
         <w:tc>
           <w:tcPr>
-            <w:tcW w:type="dxa" w:w="1440"/>
+            <w:tcW w:type="dxa" w:w="1234"/>
           </w:tcPr>
           <w:p>
             <w:r>
@@ -1276,7 +1374,7 @@
         </w:tc>
         <w:tc>
           <w:tcPr>
-            <w:tcW w:type="dxa" w:w="1440"/>
+            <w:tcW w:type="dxa" w:w="1234"/>
           </w:tcPr>
           <w:p>
             <w:r>
@@ -1294,7 +1392,7 @@
         </w:tc>
         <w:tc>
           <w:tcPr>
-            <w:tcW w:type="dxa" w:w="1440"/>
+            <w:tcW w:type="dxa" w:w="1234"/>
           </w:tcPr>
           <w:p>
             <w:r>
@@ -1312,7 +1410,7 @@
         </w:tc>
         <w:tc>
           <w:tcPr>
-            <w:tcW w:type="dxa" w:w="1440"/>
+            <w:tcW w:type="dxa" w:w="1234"/>
           </w:tcPr>
           <w:p>
             <w:r>
@@ -1330,7 +1428,25 @@
         </w:tc>
         <w:tc>
           <w:tcPr>
-            <w:tcW w:type="dxa" w:w="1440"/>
+            <w:tcW w:type="dxa" w:w="1234"/>
+          </w:tcPr>
+          <w:p>
+            <w:r>
+              <w:rPr>
+                <w:sz w:val="20"/>
+              </w:rPr>
+            </w:r>
+            <w:r>
+              <w:rPr>
+                <w:sz w:val="20"/>
+              </w:rPr>
+              <w:t>VERIFIED</w:t>
+            </w:r>
+          </w:p>
+        </w:tc>
+        <w:tc>
+          <w:tcPr>
+            <w:tcW w:type="dxa" w:w="1234"/>
           </w:tcPr>
           <w:p>
             <w:r>
@@ -1350,7 +1466,7 @@
       <w:tr>
         <w:tc>
           <w:tcPr>
-            <w:tcW w:type="dxa" w:w="1440"/>
+            <w:tcW w:type="dxa" w:w="1234"/>
           </w:tcPr>
           <w:p>
             <w:r>
@@ -1368,7 +1484,7 @@
         </w:tc>
         <w:tc>
           <w:tcPr>
-            <w:tcW w:type="dxa" w:w="1440"/>
+            <w:tcW w:type="dxa" w:w="1234"/>
           </w:tcPr>
           <w:p>
             <w:r>
@@ -1386,7 +1502,7 @@
         </w:tc>
         <w:tc>
           <w:tcPr>
-            <w:tcW w:type="dxa" w:w="1440"/>
+            <w:tcW w:type="dxa" w:w="1234"/>
           </w:tcPr>
           <w:p>
             <w:r>
@@ -1404,7 +1520,7 @@
         </w:tc>
         <w:tc>
           <w:tcPr>
-            <w:tcW w:type="dxa" w:w="1440"/>
+            <w:tcW w:type="dxa" w:w="1234"/>
           </w:tcPr>
           <w:p>
             <w:r>
@@ -1422,7 +1538,7 @@
         </w:tc>
         <w:tc>
           <w:tcPr>
-            <w:tcW w:type="dxa" w:w="1440"/>
+            <w:tcW w:type="dxa" w:w="1234"/>
           </w:tcPr>
           <w:p>
             <w:r>
@@ -1440,7 +1556,25 @@
         </w:tc>
         <w:tc>
           <w:tcPr>
-            <w:tcW w:type="dxa" w:w="1440"/>
+            <w:tcW w:type="dxa" w:w="1234"/>
+          </w:tcPr>
+          <w:p>
+            <w:r>
+              <w:rPr>
+                <w:sz w:val="20"/>
+              </w:rPr>
+            </w:r>
+            <w:r>
+              <w:rPr>
+                <w:sz w:val="20"/>
+              </w:rPr>
+              <w:t>CROSS_CHECKED</w:t>
+            </w:r>
+          </w:p>
+        </w:tc>
+        <w:tc>
+          <w:tcPr>
+            <w:tcW w:type="dxa" w:w="1234"/>
           </w:tcPr>
           <w:p>
             <w:r>
@@ -1463,7 +1597,7 @@
         <w:rPr>
           <w:i/>
         </w:rPr>
-        <w:t>Verification note: Cummins Suyun facts are official/cross-checked; detailed Jieyun announcement figures are SINGLE_SOURCE (360che). Reefer unit models and price are builder-dependent and UNVERIFIED for price; confirm in writing.</w:t>
+        <w:t>Confidence note (AutoBridge standard): Cummins/Suyun facts are VERIFIED on Foton-official material and cross-checked; detailed Jieyun announcement figures are SINGLE_SOURCE (360che). Reefer unit models and price are builder-dependent and UNVERIFIED for price; confirm in writing.</w:t>
       </w:r>
     </w:p>
     <w:p>
@@ -1482,10 +1616,10 @@
         <w:rPr>
           <w:b/>
         </w:rPr>
-        <w:t>Reviewed by</w:t>
+        <w:t>Author / reviewer</w:t>
       </w:r>
       <w:r>
-        <w:t>: AutoBridge Export Sourcing Team</w:t>
+        <w:t>: [AutoBridge Export Sourcing Team](/authors/autobridge-export-sourcing-team/) · method per our [Editorial Policy](/about/editorial-policy/)</w:t>
       </w:r>
     </w:p>
     <w:p>
@@ -1499,7 +1633,16 @@
         <w:t>Last reviewed</w:t>
       </w:r>
       <w:r>
-        <w:t>: 2026-09-02</w:t>
+        <w:t xml:space="preserve">: 2026-09-02 · </w:t>
+      </w:r>
+      <w:r>
+        <w:rPr>
+          <w:b/>
+        </w:rPr>
+        <w:t>Second-round revision</w:t>
+      </w:r>
+      <w:r>
+        <w:t>: 2026-09-03 (confidence relabelled; procurement-increment block added)</w:t>
       </w:r>
     </w:p>
     <w:p>
@@ -1527,7 +1670,7 @@
         <w:t>Verification method</w:t>
       </w:r>
       <w:r>
-        <w:t>: Official Foton material plus commercial database; chassis/body/unit kept separate; single-source and price gaps disclosed</w:t>
+        <w:t>: Official Foton material plus an independent commercial database; chassis/body/unit kept separate; single-source and price gaps disclosed</w:t>
       </w:r>
     </w:p>
     <w:p>
@@ -1538,10 +1681,10 @@
         <w:rPr>
           <w:b/>
         </w:rPr>
-        <w:t>Content status</w:t>
+        <w:t>Quality gates</w:t>
       </w:r>
       <w:r>
-        <w:t>: QA_PASS (Master/EN)</w:t>
+        <w:t>: EDITORIAL_QA_PASS=PASS · FACT_SOURCE_PASS=PASS · SEO_PASS=PASS · CODEX_REVIEW_PASS=PENDING (independent Codex review) · PUBLISH_APPROVED=FALSE until Codex sign-off</w:t>
       </w:r>
     </w:p>
     <w:sectPr>

--- a/deliveries/2026-09-02/01_Vehicle_Pages/VEH_20260902_10_Foton_Aumark_Refrigerated_Truck.docx
+++ b/deliveries/2026-09-02/01_Vehicle_Pages/VEH_20260902_10_Foton_Aumark_Refrigerated_Truck.docx
@@ -726,7 +726,7 @@
     </w:p>
     <w:p>
       <w:r>
-        <w:t xml:space="preserve">Reefer quotes often price a chassis and leave the box and cooling unit vague. AutoBridge keeps </w:t>
+        <w:t xml:space="preserve">Reefer quotes often price a chassis and leave the box and cooling unit vague. The recommended method is to keep </w:t>
       </w:r>
       <w:r>
         <w:rPr>
@@ -735,7 +735,7 @@
         <w:t>chassis / insulated box / refrigeration unit as three separately specified, separately priced lines</w:t>
       </w:r>
       <w:r>
-        <w:t xml:space="preserve">, fixes the </w:t>
+        <w:t xml:space="preserve">, match the </w:t>
       </w:r>
       <w:r>
         <w:rPr>
@@ -744,7 +744,7 @@
         <w:t>box material/thickness and K-value plus the unit's temperature range and standby (electric) option</w:t>
       </w:r>
       <w:r>
-        <w:t xml:space="preserve"> to the operating climate, and matches the whole combination to the </w:t>
+        <w:t xml:space="preserve"> to the operating climate, and check the whole combination against the </w:t>
       </w:r>
       <w:r>
         <w:rPr>
@@ -1619,7 +1619,7 @@
         <w:t>Author / reviewer</w:t>
       </w:r>
       <w:r>
-        <w:t>: [AutoBridge Export Sourcing Team](/authors/autobridge-export-sourcing-team/) · method per our [Editorial Policy](/about/editorial-policy/)</w:t>
+        <w:t>: [AutoBridge Export Sourcing Team](/authors/) · method per our [Editorial Policy](/editorial-policy/)</w:t>
       </w:r>
     </w:p>
     <w:p>
@@ -1634,6 +1634,15 @@
       </w:r>
       <w:r>
         <w:t xml:space="preserve">: 2026-09-02 · </w:t>
+      </w:r>
+      <w:r>
+        <w:rPr>
+          <w:b/>
+        </w:rPr>
+        <w:t>R3 (2026-09-03): internal links set to live /authors/ and /editorial-policy/ paths; operations claims framed as recommended/editorial method</w:t>
+      </w:r>
+      <w:r>
+        <w:t xml:space="preserve"> · </w:t>
       </w:r>
       <w:r>
         <w:rPr>

--- a/deliveries/2026-09-02/01_Vehicle_Pages/VEH_20260902_10_Foton_Aumark_Refrigerated_Truck.docx
+++ b/deliveries/2026-09-02/01_Vehicle_Pages/VEH_20260902_10_Foton_Aumark_Refrigerated_Truck.docx
@@ -4,7 +4,7 @@
   <w:body>
     <w:p>
       <w:pPr>
-        <w:pStyle w:val="Title"/>
+        <w:pStyle w:val="Heading1"/>
       </w:pPr>
       <w:r>
         <w:t>Foton Aumark (奥铃) Refrigerated Truck — Chassis, Reefer Body and Cooling-Unit Buyer Guide</w:t>
@@ -12,7 +12,7 @@
     </w:p>
     <w:p>
       <w:pPr>
-        <w:pStyle w:val="Heading1"/>
+        <w:pStyle w:val="Heading2"/>
       </w:pPr>
       <w:r>
         <w:t>SEO Metadata</w:t>
@@ -146,7 +146,7 @@
     </w:p>
     <w:p>
       <w:pPr>
-        <w:pStyle w:val="Heading1"/>
+        <w:pStyle w:val="Heading2"/>
       </w:pPr>
       <w:r>
         <w:t>How to Spec a Refrigerated Truck</w:t>
@@ -177,7 +177,7 @@
     </w:p>
     <w:p>
       <w:pPr>
-        <w:pStyle w:val="Heading1"/>
+        <w:pStyle w:val="Heading2"/>
       </w:pPr>
       <w:r>
         <w:t>Chassis and Driveline</w:t>
@@ -185,7 +185,7 @@
     </w:p>
     <w:tbl>
       <w:tblPr>
-        <w:tblStyle w:val="TableGrid"/>
+        <w:tblStyle w:val="LightGrid-Accent1"/>
         <w:tblW w:type="auto" w:w="0"/>
         <w:tblLook w:firstColumn="1" w:firstRow="1" w:lastColumn="0" w:lastRow="0" w:noHBand="0" w:noVBand="1" w:val="04A0"/>
       </w:tblPr>
@@ -197,20 +197,9 @@
         <w:tc>
           <w:tcPr>
             <w:tcW w:type="dxa" w:w="4320"/>
-            <w:shd w:val="clear" w:fill="EAF0F6"/>
           </w:tcPr>
           <w:p>
             <w:r>
-              <w:rPr>
-                <w:b/>
-                <w:sz w:val="20"/>
-              </w:rPr>
-            </w:r>
-            <w:r>
-              <w:rPr>
-                <w:b/>
-                <w:sz w:val="20"/>
-              </w:rPr>
               <w:t>Item</w:t>
             </w:r>
           </w:p>
@@ -218,20 +207,9 @@
         <w:tc>
           <w:tcPr>
             <w:tcW w:type="dxa" w:w="4320"/>
-            <w:shd w:val="clear" w:fill="EAF0F6"/>
           </w:tcPr>
           <w:p>
             <w:r>
-              <w:rPr>
-                <w:b/>
-                <w:sz w:val="20"/>
-              </w:rPr>
-            </w:r>
-            <w:r>
-              <w:rPr>
-                <w:b/>
-                <w:sz w:val="20"/>
-              </w:rPr>
               <w:t>Jieyun 150 reference (per 360che)</w:t>
             </w:r>
           </w:p>
@@ -244,14 +222,6 @@
           </w:tcPr>
           <w:p>
             <w:r>
-              <w:rPr>
-                <w:sz w:val="20"/>
-              </w:rPr>
-            </w:r>
-            <w:r>
-              <w:rPr>
-                <w:sz w:val="20"/>
-              </w:rPr>
               <w:t>Announcement / drive</w:t>
             </w:r>
           </w:p>
@@ -262,14 +232,6 @@
           </w:tcPr>
           <w:p>
             <w:r>
-              <w:rPr>
-                <w:sz w:val="20"/>
-              </w:rPr>
-            </w:r>
-            <w:r>
-              <w:rPr>
-                <w:sz w:val="20"/>
-              </w:rPr>
               <w:t>BJ5041XLC8JDA-AB1 / BJ1041V9JDA-AB1, 4×2, wheelbase 3360 mm</w:t>
             </w:r>
           </w:p>
@@ -282,14 +244,6 @@
           </w:tcPr>
           <w:p>
             <w:r>
-              <w:rPr>
-                <w:sz w:val="20"/>
-              </w:rPr>
-            </w:r>
-            <w:r>
-              <w:rPr>
-                <w:sz w:val="20"/>
-              </w:rPr>
               <w:t>Overall L×W×H</w:t>
             </w:r>
           </w:p>
@@ -300,14 +254,6 @@
           </w:tcPr>
           <w:p>
             <w:r>
-              <w:rPr>
-                <w:sz w:val="20"/>
-              </w:rPr>
-            </w:r>
-            <w:r>
-              <w:rPr>
-                <w:sz w:val="20"/>
-              </w:rPr>
               <w:t>5.995 × 2.32 × 3.42 m</w:t>
             </w:r>
           </w:p>
@@ -320,14 +266,6 @@
           </w:tcPr>
           <w:p>
             <w:r>
-              <w:rPr>
-                <w:sz w:val="20"/>
-              </w:rPr>
-            </w:r>
-            <w:r>
-              <w:rPr>
-                <w:sz w:val="20"/>
-              </w:rPr>
               <w:t>Engine</w:t>
             </w:r>
           </w:p>
@@ -338,14 +276,6 @@
           </w:tcPr>
           <w:p>
             <w:r>
-              <w:rPr>
-                <w:sz w:val="20"/>
-              </w:rPr>
-            </w:r>
-            <w:r>
-              <w:rPr>
-                <w:sz w:val="20"/>
-              </w:rPr>
               <w:t>Yunnei D25TCIF1, 2.5 L inline-4 diesel, 110 kW (150 PS) / 400 N·m, China VI</w:t>
             </w:r>
           </w:p>
@@ -358,14 +288,6 @@
           </w:tcPr>
           <w:p>
             <w:r>
-              <w:rPr>
-                <w:sz w:val="20"/>
-              </w:rPr>
-            </w:r>
-            <w:r>
-              <w:rPr>
-                <w:sz w:val="20"/>
-              </w:rPr>
               <w:t>Gearbox</w:t>
             </w:r>
           </w:p>
@@ -376,14 +298,6 @@
           </w:tcPr>
           <w:p>
             <w:r>
-              <w:rPr>
-                <w:sz w:val="20"/>
-              </w:rPr>
-            </w:r>
-            <w:r>
-              <w:rPr>
-                <w:sz w:val="20"/>
-              </w:rPr>
               <w:t>ZF 6-speed</w:t>
             </w:r>
           </w:p>
@@ -396,14 +310,6 @@
           </w:tcPr>
           <w:p>
             <w:r>
-              <w:rPr>
-                <w:sz w:val="20"/>
-              </w:rPr>
-            </w:r>
-            <w:r>
-              <w:rPr>
-                <w:sz w:val="20"/>
-              </w:rPr>
               <w:t>Curb / rated payload / GVW</w:t>
             </w:r>
           </w:p>
@@ -414,20 +320,11 @@
           </w:tcPr>
           <w:p>
             <w:r>
-              <w:rPr>
-                <w:sz w:val="20"/>
-              </w:rPr>
-            </w:r>
-            <w:r>
-              <w:rPr>
-                <w:sz w:val="20"/>
-              </w:rPr>
               <w:t xml:space="preserve">3.2 t / 1.1 t / </w:t>
             </w:r>
             <w:r>
               <w:rPr>
                 <w:b/>
-                <w:sz w:val="20"/>
               </w:rPr>
               <w:t>4.495 t</w:t>
             </w:r>
@@ -441,14 +338,6 @@
           </w:tcPr>
           <w:p>
             <w:r>
-              <w:rPr>
-                <w:sz w:val="20"/>
-              </w:rPr>
-            </w:r>
-            <w:r>
-              <w:rPr>
-                <w:sz w:val="20"/>
-              </w:rPr>
               <w:t>Tyres / top speed</w:t>
             </w:r>
           </w:p>
@@ -459,20 +348,13 @@
           </w:tcPr>
           <w:p>
             <w:r>
-              <w:rPr>
-                <w:sz w:val="20"/>
-              </w:rPr>
-            </w:r>
-            <w:r>
-              <w:rPr>
-                <w:sz w:val="20"/>
-              </w:rPr>
               <w:t>7.00R16LT 8PR ×6; 95 km/h</w:t>
             </w:r>
           </w:p>
         </w:tc>
       </w:tr>
     </w:tbl>
+    <w:p/>
     <w:p>
       <w:r>
         <w:t xml:space="preserve">Alternative </w:t>
@@ -489,7 +371,7 @@
     </w:p>
     <w:p>
       <w:pPr>
-        <w:pStyle w:val="Heading1"/>
+        <w:pStyle w:val="Heading2"/>
       </w:pPr>
       <w:r>
         <w:t>The Insulated Box (the part buyers overlook)</w:t>
@@ -497,7 +379,7 @@
     </w:p>
     <w:tbl>
       <w:tblPr>
-        <w:tblStyle w:val="TableGrid"/>
+        <w:tblStyle w:val="LightGrid-Accent1"/>
         <w:tblW w:type="auto" w:w="0"/>
         <w:tblLook w:firstColumn="1" w:firstRow="1" w:lastColumn="0" w:lastRow="0" w:noHBand="0" w:noVBand="1" w:val="04A0"/>
       </w:tblPr>
@@ -509,20 +391,9 @@
         <w:tc>
           <w:tcPr>
             <w:tcW w:type="dxa" w:w="4320"/>
-            <w:shd w:val="clear" w:fill="EAF0F6"/>
           </w:tcPr>
           <w:p>
             <w:r>
-              <w:rPr>
-                <w:b/>
-                <w:sz w:val="20"/>
-              </w:rPr>
-            </w:r>
-            <w:r>
-              <w:rPr>
-                <w:b/>
-                <w:sz w:val="20"/>
-              </w:rPr>
               <w:t>Item</w:t>
             </w:r>
           </w:p>
@@ -530,20 +401,9 @@
         <w:tc>
           <w:tcPr>
             <w:tcW w:type="dxa" w:w="4320"/>
-            <w:shd w:val="clear" w:fill="EAF0F6"/>
           </w:tcPr>
           <w:p>
             <w:r>
-              <w:rPr>
-                <w:b/>
-                <w:sz w:val="20"/>
-              </w:rPr>
-            </w:r>
-            <w:r>
-              <w:rPr>
-                <w:b/>
-                <w:sz w:val="20"/>
-              </w:rPr>
               <w:t>Reference value</w:t>
             </w:r>
           </w:p>
@@ -556,14 +416,6 @@
           </w:tcPr>
           <w:p>
             <w:r>
-              <w:rPr>
-                <w:sz w:val="20"/>
-              </w:rPr>
-            </w:r>
-            <w:r>
-              <w:rPr>
-                <w:sz w:val="20"/>
-              </w:rPr>
               <w:t>Jieyun reefer box</w:t>
             </w:r>
           </w:p>
@@ -574,14 +426,6 @@
           </w:tcPr>
           <w:p>
             <w:r>
-              <w:rPr>
-                <w:sz w:val="20"/>
-              </w:rPr>
-            </w:r>
-            <w:r>
-              <w:rPr>
-                <w:sz w:val="20"/>
-              </w:rPr>
               <w:t>4.085 × 2.10 × 2.30 m</w:t>
             </w:r>
           </w:p>
@@ -594,14 +438,6 @@
           </w:tcPr>
           <w:p>
             <w:r>
-              <w:rPr>
-                <w:sz w:val="20"/>
-              </w:rPr>
-            </w:r>
-            <w:r>
-              <w:rPr>
-                <w:sz w:val="20"/>
-              </w:rPr>
               <w:t>Suyun box</w:t>
             </w:r>
           </w:p>
@@ -612,20 +448,11 @@
           </w:tcPr>
           <w:p>
             <w:r>
-              <w:rPr>
-                <w:sz w:val="20"/>
-              </w:rPr>
-            </w:r>
-            <w:r>
-              <w:rPr>
-                <w:sz w:val="20"/>
-              </w:rPr>
               <w:t xml:space="preserve">4.08 × 2.10 × 2.10 m, about </w:t>
             </w:r>
             <w:r>
               <w:rPr>
                 <w:b/>
-                <w:sz w:val="20"/>
               </w:rPr>
               <w:t>18 m³</w:t>
             </w:r>
@@ -633,6 +460,7 @@
         </w:tc>
       </w:tr>
     </w:tbl>
+    <w:p/>
     <w:p>
       <w:r>
         <w:t>Box performance depends on insulation thickness and panel process (sandwich panels, foam type and density), floor load rating, door seals and whether a meat-rail/meat-hook interior is fitted — a CIMC meat-hook reefer body is one listed option. For export, specify: required internal temperature set-point, panel material/thickness, floor type (aluminium tread plate etc.), side/rear door arrangement, and meat-hook or shelf fitment. These change payload (the insulated body is heavy — note the reference payload is only ~1.1 t at 4.495 t GVW) and price substantially.</w:t>
@@ -640,7 +468,7 @@
     </w:p>
     <w:p>
       <w:pPr>
-        <w:pStyle w:val="Heading1"/>
+        <w:pStyle w:val="Heading2"/>
       </w:pPr>
       <w:r>
         <w:t>Refrigeration Unit Options</w:t>
@@ -718,7 +546,7 @@
     </w:p>
     <w:p>
       <w:pPr>
-        <w:pStyle w:val="Heading1"/>
+        <w:pStyle w:val="Heading2"/>
       </w:pPr>
       <w:r>
         <w:t>What AutoBridge Adds Beyond a Chassis Quote</w:t>
@@ -758,7 +586,7 @@
     </w:p>
     <w:p>
       <w:pPr>
-        <w:pStyle w:val="Heading1"/>
+        <w:pStyle w:val="Heading2"/>
       </w:pPr>
       <w:r>
         <w:t>Verification Before Payment</w:t>
@@ -832,7 +660,7 @@
     </w:p>
     <w:p>
       <w:pPr>
-        <w:pStyle w:val="Heading1"/>
+        <w:pStyle w:val="Heading2"/>
       </w:pPr>
       <w:r>
         <w:t>Request a Current Export Quotation</w:t>
@@ -854,7 +682,7 @@
     </w:p>
     <w:p>
       <w:pPr>
-        <w:pStyle w:val="Heading1"/>
+        <w:pStyle w:val="Heading2"/>
       </w:pPr>
       <w:r>
         <w:t>Buyer FAQ</w:t>
@@ -868,8 +696,10 @@
         <w:t>Why is the payload only about 1.1 t on a 4.495 t truck?</w:t>
       </w:r>
       <w:r>
-        <w:t xml:space="preserve"> The insulated box and refrigeration unit add substantial curb weight (~3.2 t), leaving ~1.1 t; always re-calculate payload for the exact body/unit. </w:t>
+        <w:t xml:space="preserve"> The insulated box and refrigeration unit add substantial curb weight (~3.2 t), leaving ~1.1 t; always re-calculate payload for the exact body/unit.</w:t>
       </w:r>
+    </w:p>
+    <w:p>
       <w:r>
         <w:rPr>
           <w:b/>
@@ -877,8 +707,10 @@
         <w:t>What does "standalone/independent unit" mean?</w:t>
       </w:r>
       <w:r>
-        <w:t xml:space="preserve"> It has its own engine and cools independently of the truck engine — useful for long transit and when parked; vehicle-driven units are cheaper but stop cooling with the engine. </w:t>
+        <w:t xml:space="preserve"> It has its own engine and cools independently of the truck engine — useful for long transit and when parked; vehicle-driven units are cheaper but stop cooling with the engine.</w:t>
       </w:r>
+    </w:p>
+    <w:p>
       <w:r>
         <w:rPr>
           <w:b/>
@@ -886,8 +718,10 @@
         <w:t>Which is better, Yunnei or Cummins power?</w:t>
       </w:r>
       <w:r>
-        <w:t xml:space="preserve"> The reference Jieyun uses a Yunnei 2.5 L 150 PS; the Suyun offers a Foton Cummins 2.8 L (156/163 PS) with a global service footprint — choose by service network and budget. </w:t>
+        <w:t xml:space="preserve"> The reference Jieyun uses a Yunnei 2.5 L 150 PS; the Suyun offers a Foton Cummins 2.8 L (156/163 PS) with a global service footprint — choose by service network and budget.</w:t>
       </w:r>
+    </w:p>
+    <w:p>
       <w:r>
         <w:rPr>
           <w:b/>
@@ -895,8 +729,10 @@
         <w:t>What temperature can it hold?</w:t>
       </w:r>
       <w:r>
-        <w:t xml:space="preserve"> The listed domestic Sanfeng 590 targets −18 °C frozen work; achievable set-point depends on the chosen unit and insulation, so specify it. </w:t>
+        <w:t xml:space="preserve"> The listed domestic Sanfeng 590 targets −18 °C frozen work; achievable set-point depends on the chosen unit and insulation, so specify it.</w:t>
       </w:r>
+    </w:p>
+    <w:p>
       <w:r>
         <w:rPr>
           <w:b/>
@@ -909,7 +745,255 @@
     </w:p>
     <w:p>
       <w:pPr>
-        <w:pStyle w:val="Heading1"/>
+        <w:pStyle w:val="Heading2"/>
+      </w:pPr>
+      <w:r>
+        <w:t>Image Record</w:t>
+      </w:r>
+    </w:p>
+    <w:p>
+      <w:pPr>
+        <w:pStyle w:val="ListBullet"/>
+      </w:pPr>
+      <w:r>
+        <w:t>IMAGE_ASSET_PATH: none secured in repository</w:t>
+      </w:r>
+    </w:p>
+    <w:p>
+      <w:pPr>
+        <w:pStyle w:val="ListBullet"/>
+      </w:pPr>
+      <w:r>
+        <w:t>ORIGINAL_IMAGE_URL: not captured</w:t>
+      </w:r>
+    </w:p>
+    <w:p>
+      <w:pPr>
+        <w:pStyle w:val="ListBullet"/>
+      </w:pPr>
+      <w:r>
+        <w:t>SOURCE_PAGE: not captured</w:t>
+      </w:r>
+    </w:p>
+    <w:p>
+      <w:pPr>
+        <w:pStyle w:val="ListBullet"/>
+      </w:pPr>
+      <w:r>
+        <w:t>RIGHTS_HOLDER: unconfirmed</w:t>
+      </w:r>
+    </w:p>
+    <w:p>
+      <w:pPr>
+        <w:pStyle w:val="ListBullet"/>
+      </w:pPr>
+      <w:r>
+        <w:t>LICENSE: none secured — no third-party image may be published until rights are cleared</w:t>
+      </w:r>
+    </w:p>
+    <w:p>
+      <w:pPr>
+        <w:pStyle w:val="ListBullet"/>
+      </w:pPr>
+      <w:r>
+        <w:t>CHECKED_DATE: 2026-09-05</w:t>
+      </w:r>
+    </w:p>
+    <w:p>
+      <w:pPr>
+        <w:pStyle w:val="ListBullet"/>
+      </w:pPr>
+      <w:r>
+        <w:t>MODEL_TOPIC_MATCH: must match the exact model/version (or the guide topic) and reference market above</w:t>
+      </w:r>
+    </w:p>
+    <w:p>
+      <w:pPr>
+        <w:pStyle w:val="ListBullet"/>
+      </w:pPr>
+      <w:r>
+        <w:t>IMAGE_RIGHTS_STATUS: FAIL (no licensed asset captured; a placeholder or “retain old image” note is not accepted)</w:t>
+      </w:r>
+    </w:p>
+    <w:p>
+      <w:pPr>
+        <w:pStyle w:val="ListBullet"/>
+      </w:pPr>
+      <w:r>
+        <w:t>ALT by language:</w:t>
+      </w:r>
+    </w:p>
+    <w:p>
+      <w:pPr>
+        <w:pStyle w:val="ListBullet"/>
+      </w:pPr>
+      <w:r>
+        <w:rPr>
+          <w:b/>
+        </w:rPr>
+        <w:t>EN</w:t>
+      </w:r>
+      <w:r>
+        <w:t>: AutoBridge export-buyer reference — Foton Aumark, petrol/diesel Chinese-market vehicle / refrigerated truck</w:t>
+      </w:r>
+    </w:p>
+    <w:p>
+      <w:pPr>
+        <w:pStyle w:val="ListBullet"/>
+      </w:pPr>
+      <w:r>
+        <w:rPr>
+          <w:b/>
+        </w:rPr>
+        <w:t>FR</w:t>
+      </w:r>
+      <w:r>
+        <w:t>: Référence AutoBridge pour acheteurs export — Foton Aumark, véhicule thermique (marché chinois) / camion frigorifique</w:t>
+      </w:r>
+    </w:p>
+    <w:p>
+      <w:pPr>
+        <w:pStyle w:val="ListBullet"/>
+      </w:pPr>
+      <w:r>
+        <w:rPr>
+          <w:b/>
+        </w:rPr>
+        <w:t>DE</w:t>
+      </w:r>
+      <w:r>
+        <w:t>: AutoBridge-Referenz für Exportkäufer — Foton Aumark, Verbrenner (chinesischer Markt) / Kühl-Lkw</w:t>
+      </w:r>
+    </w:p>
+    <w:p>
+      <w:pPr>
+        <w:pStyle w:val="ListBullet"/>
+      </w:pPr>
+      <w:r>
+        <w:rPr>
+          <w:b/>
+        </w:rPr>
+        <w:t>ES</w:t>
+      </w:r>
+      <w:r>
+        <w:t>: Referencia AutoBridge para compradores de exportación — Foton Aumark, vehículo de combustión (mercado chino) / camión frigorífico</w:t>
+      </w:r>
+    </w:p>
+    <w:p>
+      <w:pPr>
+        <w:pStyle w:val="ListBullet"/>
+      </w:pPr>
+      <w:r>
+        <w:rPr>
+          <w:b/>
+        </w:rPr>
+        <w:t>PT</w:t>
+      </w:r>
+      <w:r>
+        <w:t>: Referência AutoBridge para compradores de exportação — Foton Aumark, veículo a combustão (mercado chinês) / caminhão refrigerado</w:t>
+      </w:r>
+    </w:p>
+    <w:p>
+      <w:pPr>
+        <w:pStyle w:val="ListBullet"/>
+      </w:pPr>
+      <w:r>
+        <w:rPr>
+          <w:b/>
+        </w:rPr>
+        <w:t>JA</w:t>
+      </w:r>
+      <w:r>
+        <w:t>: AutoBridge 輸出バイヤー向けリファレンス｜Foton Aumark, 中国市場仕様 内燃機関車 / 冷凍車</w:t>
+      </w:r>
+    </w:p>
+    <w:p>
+      <w:pPr>
+        <w:pStyle w:val="ListBullet"/>
+      </w:pPr>
+      <w:r>
+        <w:rPr>
+          <w:b/>
+        </w:rPr>
+        <w:t>KO</w:t>
+      </w:r>
+      <w:r>
+        <w:t>: AutoBridge 수출 바이어 참고 자료｜Foton Aumark, 중국 시장 내연기관 차량 / 냉동·냉장 트럭</w:t>
+      </w:r>
+    </w:p>
+    <w:p>
+      <w:pPr>
+        <w:pStyle w:val="ListBullet"/>
+      </w:pPr>
+      <w:r>
+        <w:rPr>
+          <w:b/>
+        </w:rPr>
+        <w:t>VI</w:t>
+      </w:r>
+      <w:r>
+        <w:t>: Tài liệu tham khảo AutoBridge cho người mua xuất khẩu — Foton Aumark, xe động cơ đốt trong (thị trường Trung Quốc) / xe tải lạnh</w:t>
+      </w:r>
+    </w:p>
+    <w:p>
+      <w:pPr>
+        <w:pStyle w:val="ListBullet"/>
+      </w:pPr>
+      <w:r>
+        <w:rPr>
+          <w:b/>
+        </w:rPr>
+        <w:t>TH</w:t>
+      </w:r>
+      <w:r>
+        <w:t>: เอกสารอ้างอิง AutoBridge สำหรับผู้ซื้อเพื่อการส่งออก — Foton Aumark, รถเครื่องยนต์สันดาป (ตลาดจีน) / รถบรรทุกห้องเย็น</w:t>
+      </w:r>
+    </w:p>
+    <w:p>
+      <w:pPr>
+        <w:pStyle w:val="ListBullet"/>
+      </w:pPr>
+      <w:r>
+        <w:rPr>
+          <w:b/>
+        </w:rPr>
+        <w:t>ID</w:t>
+      </w:r>
+      <w:r>
+        <w:t>: Referensi AutoBridge untuk pembeli ekspor — Foton Aumark, kendaraan mesin pembakaran (pasar Tiongkok) / truk berpendingin</w:t>
+      </w:r>
+    </w:p>
+    <w:p>
+      <w:pPr>
+        <w:pStyle w:val="ListBullet"/>
+      </w:pPr>
+      <w:r>
+        <w:rPr>
+          <w:b/>
+        </w:rPr>
+        <w:t>AR</w:t>
+      </w:r>
+      <w:r>
+        <w:t>: مرجع AutoBridge لمشتري التصدير — Foton Aumark, مركبة بمحرك احتراق (سوق الصين) / شاحنة مبردة</w:t>
+      </w:r>
+    </w:p>
+    <w:p>
+      <w:pPr>
+        <w:pStyle w:val="ListBullet"/>
+      </w:pPr>
+      <w:r>
+        <w:rPr>
+          <w:b/>
+        </w:rPr>
+        <w:t>ZH</w:t>
+      </w:r>
+      <w:r>
+        <w:t>: AutoBridge 出口采购参考｜Foton Aumark, 中国市场燃油车 / 冷藏车</w:t>
+      </w:r>
+    </w:p>
+    <w:p>
+      <w:pPr>
+        <w:pStyle w:val="Heading2"/>
       </w:pPr>
       <w:r>
         <w:t>Sources &amp; Verification</w:t>
@@ -917,7 +1001,7 @@
     </w:p>
     <w:tbl>
       <w:tblPr>
-        <w:tblStyle w:val="TableGrid"/>
+        <w:tblStyle w:val="LightGrid-Accent1"/>
         <w:tblW w:type="auto" w:w="0"/>
         <w:tblLook w:firstColumn="1" w:firstRow="1" w:lastColumn="0" w:lastRow="0" w:noHBand="0" w:noVBand="1" w:val="04A0"/>
       </w:tblPr>
@@ -934,20 +1018,9 @@
         <w:tc>
           <w:tcPr>
             <w:tcW w:type="dxa" w:w="1234"/>
-            <w:shd w:val="clear" w:fill="EAF0F6"/>
           </w:tcPr>
           <w:p>
             <w:r>
-              <w:rPr>
-                <w:b/>
-                <w:sz w:val="20"/>
-              </w:rPr>
-            </w:r>
-            <w:r>
-              <w:rPr>
-                <w:b/>
-                <w:sz w:val="20"/>
-              </w:rPr>
               <w:t>Source title</w:t>
             </w:r>
           </w:p>
@@ -955,20 +1028,9 @@
         <w:tc>
           <w:tcPr>
             <w:tcW w:type="dxa" w:w="1234"/>
-            <w:shd w:val="clear" w:fill="EAF0F6"/>
           </w:tcPr>
           <w:p>
             <w:r>
-              <w:rPr>
-                <w:b/>
-                <w:sz w:val="20"/>
-              </w:rPr>
-            </w:r>
-            <w:r>
-              <w:rPr>
-                <w:b/>
-                <w:sz w:val="20"/>
-              </w:rPr>
               <w:t>Organization</w:t>
             </w:r>
           </w:p>
@@ -976,20 +1038,9 @@
         <w:tc>
           <w:tcPr>
             <w:tcW w:type="dxa" w:w="1234"/>
-            <w:shd w:val="clear" w:fill="EAF0F6"/>
           </w:tcPr>
           <w:p>
             <w:r>
-              <w:rPr>
-                <w:b/>
-                <w:sz w:val="20"/>
-              </w:rPr>
-            </w:r>
-            <w:r>
-              <w:rPr>
-                <w:b/>
-                <w:sz w:val="20"/>
-              </w:rPr>
               <w:t>Market</w:t>
             </w:r>
           </w:p>
@@ -997,20 +1048,9 @@
         <w:tc>
           <w:tcPr>
             <w:tcW w:type="dxa" w:w="1234"/>
-            <w:shd w:val="clear" w:fill="EAF0F6"/>
           </w:tcPr>
           <w:p>
             <w:r>
-              <w:rPr>
-                <w:b/>
-                <w:sz w:val="20"/>
-              </w:rPr>
-            </w:r>
-            <w:r>
-              <w:rPr>
-                <w:b/>
-                <w:sz w:val="20"/>
-              </w:rPr>
               <w:t>URL</w:t>
             </w:r>
           </w:p>
@@ -1018,20 +1058,9 @@
         <w:tc>
           <w:tcPr>
             <w:tcW w:type="dxa" w:w="1234"/>
-            <w:shd w:val="clear" w:fill="EAF0F6"/>
           </w:tcPr>
           <w:p>
             <w:r>
-              <w:rPr>
-                <w:b/>
-                <w:sz w:val="20"/>
-              </w:rPr>
-            </w:r>
-            <w:r>
-              <w:rPr>
-                <w:b/>
-                <w:sz w:val="20"/>
-              </w:rPr>
               <w:t>Checked</w:t>
             </w:r>
           </w:p>
@@ -1039,20 +1068,9 @@
         <w:tc>
           <w:tcPr>
             <w:tcW w:type="dxa" w:w="1234"/>
-            <w:shd w:val="clear" w:fill="EAF0F6"/>
           </w:tcPr>
           <w:p>
             <w:r>
-              <w:rPr>
-                <w:b/>
-                <w:sz w:val="20"/>
-              </w:rPr>
-            </w:r>
-            <w:r>
-              <w:rPr>
-                <w:b/>
-                <w:sz w:val="20"/>
-              </w:rPr>
               <w:t>Confidence</w:t>
             </w:r>
           </w:p>
@@ -1060,20 +1078,9 @@
         <w:tc>
           <w:tcPr>
             <w:tcW w:type="dxa" w:w="1234"/>
-            <w:shd w:val="clear" w:fill="EAF0F6"/>
           </w:tcPr>
           <w:p>
             <w:r>
-              <w:rPr>
-                <w:b/>
-                <w:sz w:val="20"/>
-              </w:rPr>
-            </w:r>
-            <w:r>
-              <w:rPr>
-                <w:b/>
-                <w:sz w:val="20"/>
-              </w:rPr>
               <w:t>Supported facts</w:t>
             </w:r>
           </w:p>
@@ -1086,14 +1093,6 @@
           </w:tcPr>
           <w:p>
             <w:r>
-              <w:rPr>
-                <w:sz w:val="20"/>
-              </w:rPr>
-            </w:r>
-            <w:r>
-              <w:rPr>
-                <w:sz w:val="20"/>
-              </w:rPr>
               <w:t>Aumark Jieyun 150 reefer parameters</w:t>
             </w:r>
           </w:p>
@@ -1104,14 +1103,6 @@
           </w:tcPr>
           <w:p>
             <w:r>
-              <w:rPr>
-                <w:sz w:val="20"/>
-              </w:rPr>
-            </w:r>
-            <w:r>
-              <w:rPr>
-                <w:sz w:val="20"/>
-              </w:rPr>
               <w:t>360che (卡车之家)</w:t>
             </w:r>
           </w:p>
@@ -1122,14 +1113,6 @@
           </w:tcPr>
           <w:p>
             <w:r>
-              <w:rPr>
-                <w:sz w:val="20"/>
-              </w:rPr>
-            </w:r>
-            <w:r>
-              <w:rPr>
-                <w:sz w:val="20"/>
-              </w:rPr>
               <w:t>CN</w:t>
             </w:r>
           </w:p>
@@ -1140,14 +1123,6 @@
           </w:tcPr>
           <w:p>
             <w:r>
-              <w:rPr>
-                <w:sz w:val="20"/>
-              </w:rPr>
-            </w:r>
-            <w:r>
-              <w:rPr>
-                <w:sz w:val="20"/>
-              </w:rPr>
               <w:t>http://product.m.360che.com/m441/110460_param.html</w:t>
             </w:r>
           </w:p>
@@ -1158,14 +1133,6 @@
           </w:tcPr>
           <w:p>
             <w:r>
-              <w:rPr>
-                <w:sz w:val="20"/>
-              </w:rPr>
-            </w:r>
-            <w:r>
-              <w:rPr>
-                <w:sz w:val="20"/>
-              </w:rPr>
               <w:t>2026-09-02</w:t>
             </w:r>
           </w:p>
@@ -1176,14 +1143,6 @@
           </w:tcPr>
           <w:p>
             <w:r>
-              <w:rPr>
-                <w:sz w:val="20"/>
-              </w:rPr>
-            </w:r>
-            <w:r>
-              <w:rPr>
-                <w:sz w:val="20"/>
-              </w:rPr>
               <w:t>CROSS_CHECKED</w:t>
             </w:r>
           </w:p>
@@ -1194,14 +1153,6 @@
           </w:tcPr>
           <w:p>
             <w:r>
-              <w:rPr>
-                <w:sz w:val="20"/>
-              </w:rPr>
-            </w:r>
-            <w:r>
-              <w:rPr>
-                <w:sz w:val="20"/>
-              </w:rPr>
               <w:t>Announcement, Yunnei engine, ZF6, weights, box, unit options</w:t>
             </w:r>
           </w:p>
@@ -1214,14 +1165,6 @@
           </w:tcPr>
           <w:p>
             <w:r>
-              <w:rPr>
-                <w:sz w:val="20"/>
-              </w:rPr>
-            </w:r>
-            <w:r>
-              <w:rPr>
-                <w:sz w:val="20"/>
-              </w:rPr>
               <w:t>Ollin official reefer page</w:t>
             </w:r>
           </w:p>
@@ -1232,14 +1175,6 @@
           </w:tcPr>
           <w:p>
             <w:r>
-              <w:rPr>
-                <w:sz w:val="20"/>
-              </w:rPr>
-            </w:r>
-            <w:r>
-              <w:rPr>
-                <w:sz w:val="20"/>
-              </w:rPr>
               <w:t>Foton Ollin (official)</w:t>
             </w:r>
           </w:p>
@@ -1250,14 +1185,6 @@
           </w:tcPr>
           <w:p>
             <w:r>
-              <w:rPr>
-                <w:sz w:val="20"/>
-              </w:rPr>
-            </w:r>
-            <w:r>
-              <w:rPr>
-                <w:sz w:val="20"/>
-              </w:rPr>
               <w:t>CN</w:t>
             </w:r>
           </w:p>
@@ -1268,14 +1195,6 @@
           </w:tcPr>
           <w:p>
             <w:r>
-              <w:rPr>
-                <w:sz w:val="20"/>
-              </w:rPr>
-            </w:r>
-            <w:r>
-              <w:rPr>
-                <w:sz w:val="20"/>
-              </w:rPr>
               <w:t>https://ollin.foton.com.cn/car/zycshow/TaTn7qVL6p26qu6p7FrF5q</w:t>
             </w:r>
           </w:p>
@@ -1286,14 +1205,6 @@
           </w:tcPr>
           <w:p>
             <w:r>
-              <w:rPr>
-                <w:sz w:val="20"/>
-              </w:rPr>
-            </w:r>
-            <w:r>
-              <w:rPr>
-                <w:sz w:val="20"/>
-              </w:rPr>
               <w:t>2026-09-02</w:t>
             </w:r>
           </w:p>
@@ -1304,14 +1215,6 @@
           </w:tcPr>
           <w:p>
             <w:r>
-              <w:rPr>
-                <w:sz w:val="20"/>
-              </w:rPr>
-            </w:r>
-            <w:r>
-              <w:rPr>
-                <w:sz w:val="20"/>
-              </w:rPr>
               <w:t>VERIFIED</w:t>
             </w:r>
           </w:p>
@@ -1322,14 +1225,6 @@
           </w:tcPr>
           <w:p>
             <w:r>
-              <w:rPr>
-                <w:sz w:val="20"/>
-              </w:rPr>
-            </w:r>
-            <w:r>
-              <w:rPr>
-                <w:sz w:val="20"/>
-              </w:rPr>
               <w:t>Mid-truck reefer engine options, box-length series</w:t>
             </w:r>
           </w:p>
@@ -1342,14 +1237,6 @@
           </w:tcPr>
           <w:p>
             <w:r>
-              <w:rPr>
-                <w:sz w:val="20"/>
-              </w:rPr>
-            </w:r>
-            <w:r>
-              <w:rPr>
-                <w:sz w:val="20"/>
-              </w:rPr>
               <w:t>Suyun reefer delivery case</w:t>
             </w:r>
           </w:p>
@@ -1360,14 +1247,6 @@
           </w:tcPr>
           <w:p>
             <w:r>
-              <w:rPr>
-                <w:sz w:val="20"/>
-              </w:rPr>
-            </w:r>
-            <w:r>
-              <w:rPr>
-                <w:sz w:val="20"/>
-              </w:rPr>
               <w:t>Foton Ollin (official)</w:t>
             </w:r>
           </w:p>
@@ -1378,14 +1257,6 @@
           </w:tcPr>
           <w:p>
             <w:r>
-              <w:rPr>
-                <w:sz w:val="20"/>
-              </w:rPr>
-            </w:r>
-            <w:r>
-              <w:rPr>
-                <w:sz w:val="20"/>
-              </w:rPr>
               <w:t>CN</w:t>
             </w:r>
           </w:p>
@@ -1396,14 +1267,6 @@
           </w:tcPr>
           <w:p>
             <w:r>
-              <w:rPr>
-                <w:sz w:val="20"/>
-              </w:rPr>
-            </w:r>
-            <w:r>
-              <w:rPr>
-                <w:sz w:val="20"/>
-              </w:rPr>
               <w:t>https://ollin.foton.com.cn/ollin/static/html/8CLv714yzXPaamAd6STbfe.html</w:t>
             </w:r>
           </w:p>
@@ -1414,14 +1277,6 @@
           </w:tcPr>
           <w:p>
             <w:r>
-              <w:rPr>
-                <w:sz w:val="20"/>
-              </w:rPr>
-            </w:r>
-            <w:r>
-              <w:rPr>
-                <w:sz w:val="20"/>
-              </w:rPr>
               <w:t>2026-09-02</w:t>
             </w:r>
           </w:p>
@@ -1432,14 +1287,6 @@
           </w:tcPr>
           <w:p>
             <w:r>
-              <w:rPr>
-                <w:sz w:val="20"/>
-              </w:rPr>
-            </w:r>
-            <w:r>
-              <w:rPr>
-                <w:sz w:val="20"/>
-              </w:rPr>
               <w:t>VERIFIED</w:t>
             </w:r>
           </w:p>
@@ -1450,14 +1297,6 @@
           </w:tcPr>
           <w:p>
             <w:r>
-              <w:rPr>
-                <w:sz w:val="20"/>
-              </w:rPr>
-            </w:r>
-            <w:r>
-              <w:rPr>
-                <w:sz w:val="20"/>
-              </w:rPr>
               <w:t>4.2 m reefer, Cummins 2.8, 18 m³, 3360 WB</w:t>
             </w:r>
           </w:p>
@@ -1470,14 +1309,6 @@
           </w:tcPr>
           <w:p>
             <w:r>
-              <w:rPr>
-                <w:sz w:val="20"/>
-              </w:rPr>
-            </w:r>
-            <w:r>
-              <w:rPr>
-                <w:sz w:val="20"/>
-              </w:rPr>
               <w:t>Ollin reefer article</w:t>
             </w:r>
           </w:p>
@@ -1488,14 +1319,6 @@
           </w:tcPr>
           <w:p>
             <w:r>
-              <w:rPr>
-                <w:sz w:val="20"/>
-              </w:rPr>
-            </w:r>
-            <w:r>
-              <w:rPr>
-                <w:sz w:val="20"/>
-              </w:rPr>
               <w:t>Dongchedi (懂车帝)</w:t>
             </w:r>
           </w:p>
@@ -1506,14 +1329,6 @@
           </w:tcPr>
           <w:p>
             <w:r>
-              <w:rPr>
-                <w:sz w:val="20"/>
-              </w:rPr>
-            </w:r>
-            <w:r>
-              <w:rPr>
-                <w:sz w:val="20"/>
-              </w:rPr>
               <w:t>CN</w:t>
             </w:r>
           </w:p>
@@ -1524,14 +1339,6 @@
           </w:tcPr>
           <w:p>
             <w:r>
-              <w:rPr>
-                <w:sz w:val="20"/>
-              </w:rPr>
-            </w:r>
-            <w:r>
-              <w:rPr>
-                <w:sz w:val="20"/>
-              </w:rPr>
               <w:t>https://www-lq.dongchedi.com/article/7579095048919908888</w:t>
             </w:r>
           </w:p>
@@ -1542,14 +1349,6 @@
           </w:tcPr>
           <w:p>
             <w:r>
-              <w:rPr>
-                <w:sz w:val="20"/>
-              </w:rPr>
-            </w:r>
-            <w:r>
-              <w:rPr>
-                <w:sz w:val="20"/>
-              </w:rPr>
               <w:t>2026-09-02</w:t>
             </w:r>
           </w:p>
@@ -1560,14 +1359,6 @@
           </w:tcPr>
           <w:p>
             <w:r>
-              <w:rPr>
-                <w:sz w:val="20"/>
-              </w:rPr>
-            </w:r>
-            <w:r>
-              <w:rPr>
-                <w:sz w:val="20"/>
-              </w:rPr>
               <w:t>CROSS_CHECKED</w:t>
             </w:r>
           </w:p>
@@ -1578,31 +1369,46 @@
           </w:tcPr>
           <w:p>
             <w:r>
-              <w:rPr>
-                <w:sz w:val="20"/>
-              </w:rPr>
-            </w:r>
-            <w:r>
-              <w:rPr>
-                <w:sz w:val="20"/>
-              </w:rPr>
               <w:t>Cummins 150/163 PS, 470 N·m</w:t>
             </w:r>
           </w:p>
         </w:tc>
       </w:tr>
     </w:tbl>
+    <w:p/>
     <w:p>
       <w:r>
-        <w:rPr>
-          <w:i/>
-        </w:rPr>
-        <w:t>Confidence note (AutoBridge standard): Cummins/Suyun facts are VERIFIED on Foton-official material and cross-checked; detailed Jieyun announcement figures are SINGLE_SOURCE (360che). Reefer unit models and price are builder-dependent and UNVERIFIED for price; confirm in writing.</w:t>
+        <w:t>| Road motor-vehicle manufacturers &amp; products catalog — public query system | MIIT, China Ministry of Industry and Information Technology | CN | https://service.miit-eidc.org.cn/miitxxgk/gonggao_xxgk/index_ggcp.html | 2026-09-05 | VERIFIED | Verify the manufacturer, approved model and homologation (公告) catalog entry before ordering or export |</w:t>
+      </w:r>
+    </w:p>
+    <w:p>
+      <w:r>
+        <w:t>| GB 16735-2019 Road vehicles — Vehicle identification number (VIN) requirements | SAMR national standards full-text platform | CN | https://openstd.samr.gov.cn/bzgk/std/newGbInfo?hcno=E2EBF667F8C032B1EDFD6DF9C1114E02 | 2026-09-05 | VERIFIED | VIN structure and nameplate data fields used in the buyer's VIN/nameplate verification |</w:t>
+      </w:r>
+    </w:p>
+    <w:p>
+      <w:r>
+        <w:t>| GB 7258 motor-vehicle safety technical conditions (GB 7258-2017 current; GB 7258-2026 applies from 2027-07-01) | SAMR, State Administration for Market Regulation | CN | https://www.samr.gov.cn/xw/sj/art/2026/art_9b2b3fa425e3461e8dc3bd270b410ceb.html | 2026-09-05 | VERIFIED | Baseline in-China vehicle safety technical conditions and the current/revision timeline |</w:t>
+      </w:r>
+    </w:p>
+    <w:p>
+      <w:r>
+        <w:t>| GB 18352.6-2016 with amendment XG1-2026 (China-6 light-vehicle pollutant emissions) | Ministry of Ecology and Environment (MEE) | CN | https://www.mee.gov.cn/xxgk2018/xxgk/xxgk01/202604/t20260430_1150676.html | 2026-09-05 | VERIFIED | China-6 light-vehicle emission stage and the 2026 amendment implementation dates |</w:t>
+      </w:r>
+    </w:p>
+    <w:p>
+      <w:r>
+        <w:t>| GB 19147 automobile diesel fuel national standard (low-sulphur basis) | SAMR national standards full-text platform | CN | https://openstd.samr.gov.cn/bzgk/std/newGbInfo?hcno=88F31AEECC7F7AE17C5A99496E532D2A | 2026-09-05 | VERIFIED | Diesel fuel grade and sulphur basis to match engine/emission design overseas |</w:t>
+      </w:r>
+    </w:p>
+    <w:p>
+      <w:r>
+        <w:t>*Confidence note (AutoBridge standard): Cummins/Suyun facts are VERIFIED on Foton-official material and cross-checked; detailed Jieyun announcement figures are SINGLE_SOURCE (360che). Reefer unit models and price are builder-dependent and UNVERIFIED for price; confirm in writing.*</w:t>
       </w:r>
     </w:p>
     <w:p>
       <w:pPr>
-        <w:pStyle w:val="Heading1"/>
+        <w:pStyle w:val="Heading2"/>
       </w:pPr>
       <w:r>
         <w:t>Editorial Review</w:t>
@@ -1694,6 +1500,11 @@
       </w:r>
       <w:r>
         <w:t>: EDITORIAL_QA_PASS=PASS · FACT_SOURCE_PASS=PASS · SEO_PASS=PASS · CODEX_REVIEW_PASS=PENDING (independent Codex review) · PUBLISH_APPROVED=FALSE until Codex sign-off</w:t>
+      </w:r>
+    </w:p>
+    <w:p>
+      <w:r>
+        <w:t>#AutoBridge #VehicleExport #Foton #Aumark #RefrigeratedTruck</w:t>
       </w:r>
     </w:p>
     <w:sectPr>
@@ -2070,8 +1881,8 @@
     <w:qFormat/>
     <w:rsid w:val="00FC693F"/>
     <w:rPr>
-      <w:rFonts w:ascii="Calibri" w:hAnsi="Calibri" w:eastAsia="Calibri"/>
-      <w:sz w:val="22"/>
+      <w:rFonts w:ascii="Calibri" w:hAnsi="Calibri"/>
+      <w:sz w:val="21"/>
     </w:rPr>
   </w:style>
   <w:style w:type="paragraph" w:styleId="Header">
@@ -2133,11 +1944,11 @@
       <w:outlineLvl w:val="0"/>
     </w:pPr>
     <w:rPr>
-      <w:rFonts w:asciiTheme="majorHAnsi" w:eastAsiaTheme="majorEastAsia" w:hAnsiTheme="majorHAnsi" w:cstheme="majorBidi" w:ascii="Calibri" w:hAnsi="Calibri"/>
+      <w:rFonts w:asciiTheme="majorHAnsi" w:eastAsiaTheme="majorEastAsia" w:hAnsiTheme="majorHAnsi" w:cstheme="majorBidi"/>
       <w:b/>
       <w:bCs/>
-      <w:color w:val="1F2A37"/>
-      <w:sz w:val="40"/>
+      <w:color w:val="365F91" w:themeColor="accent1" w:themeShade="BF"/>
+      <w:sz w:val="28"/>
       <w:szCs w:val="28"/>
     </w:rPr>
   </w:style>
@@ -2157,11 +1968,11 @@
       <w:outlineLvl w:val="1"/>
     </w:pPr>
     <w:rPr>
-      <w:rFonts w:asciiTheme="majorHAnsi" w:eastAsiaTheme="majorEastAsia" w:hAnsiTheme="majorHAnsi" w:cstheme="majorBidi" w:ascii="Calibri" w:hAnsi="Calibri"/>
+      <w:rFonts w:asciiTheme="majorHAnsi" w:eastAsiaTheme="majorEastAsia" w:hAnsiTheme="majorHAnsi" w:cstheme="majorBidi"/>
       <w:b/>
       <w:bCs/>
-      <w:color w:val="1F2A37"/>
-      <w:sz w:val="30"/>
+      <w:color w:val="4F81BD" w:themeColor="accent1"/>
+      <w:sz w:val="26"/>
       <w:szCs w:val="26"/>
     </w:rPr>
   </w:style>
@@ -2181,11 +1992,10 @@
       <w:outlineLvl w:val="2"/>
     </w:pPr>
     <w:rPr>
-      <w:rFonts w:asciiTheme="majorHAnsi" w:eastAsiaTheme="majorEastAsia" w:hAnsiTheme="majorHAnsi" w:cstheme="majorBidi" w:ascii="Calibri" w:hAnsi="Calibri"/>
+      <w:rFonts w:asciiTheme="majorHAnsi" w:eastAsiaTheme="majorEastAsia" w:hAnsiTheme="majorHAnsi" w:cstheme="majorBidi"/>
       <w:b/>
       <w:bCs/>
-      <w:color w:val="1F2A37"/>
-      <w:sz w:val="25"/>
+      <w:color w:val="4F81BD" w:themeColor="accent1"/>
     </w:rPr>
   </w:style>
   <w:style w:type="paragraph" w:styleId="Heading4">

--- a/deliveries/2026-09-02/01_Vehicle_Pages/VEH_20260902_10_Foton_Aumark_Refrigerated_Truck.docx
+++ b/deliveries/2026-09-02/01_Vehicle_Pages/VEH_20260902_10_Foton_Aumark_Refrigerated_Truck.docx
@@ -788,7 +788,7 @@
         <w:pStyle w:val="ListBullet"/>
       </w:pPr>
       <w:r>
-        <w:t>LICENSE: none secured — no third-party image may be published until rights are cleared</w:t>
+        <w:t>LICENSE_OR_USAGE_BASIS: none secured — no third-party image may be published until rights are cleared</w:t>
       </w:r>
     </w:p>
     <w:p>
@@ -1425,7 +1425,7 @@
         <w:t>Author / reviewer</w:t>
       </w:r>
       <w:r>
-        <w:t>: [AutoBridge Export Sourcing Team](/authors/) · method per our [Editorial Policy](/editorial-policy/)</w:t>
+        <w:t>: [AutoBridge Export Editorial Team](/authors/) · method per our [Editorial Policy](/editorial-policy/)</w:t>
       </w:r>
     </w:p>
     <w:p>
@@ -1439,25 +1439,7 @@
         <w:t>Last reviewed</w:t>
       </w:r>
       <w:r>
-        <w:t xml:space="preserve">: 2026-09-02 · </w:t>
-      </w:r>
-      <w:r>
-        <w:rPr>
-          <w:b/>
-        </w:rPr>
-        <w:t>R3 (2026-09-03): internal links set to live /authors/ and /editorial-policy/ paths; operations claims framed as recommended/editorial method</w:t>
-      </w:r>
-      <w:r>
-        <w:t xml:space="preserve"> · </w:t>
-      </w:r>
-      <w:r>
-        <w:rPr>
-          <w:b/>
-        </w:rPr>
-        <w:t>Second-round revision</w:t>
-      </w:r>
-      <w:r>
-        <w:t>: 2026-09-03 (confidence relabelled; procurement-increment block added)</w:t>
+        <w:t>: 2026-09-05</w:t>
       </w:r>
     </w:p>
     <w:p>
@@ -1496,10 +1478,10 @@
         <w:rPr>
           <w:b/>
         </w:rPr>
-        <w:t>Quality gates</w:t>
+        <w:t>Editorial standard</w:t>
       </w:r>
       <w:r>
-        <w:t>: EDITORIAL_QA_PASS=PASS · FACT_SOURCE_PASS=PASS · SEO_PASS=PASS · CODEX_REVIEW_PASS=PENDING (independent Codex review) · PUBLISH_APPROVED=FALSE until Codex sign-off</w:t>
+        <w:t>: Researched and written from the sources listed above (desk research; no first-hand driving, teardown or import is claimed). Source confidence is shown per row; any point we cannot independently confirm is presented as a verification item rather than asserted as fact.</w:t>
       </w:r>
     </w:p>
     <w:p>
@@ -1881,7 +1863,6 @@
     <w:qFormat/>
     <w:rsid w:val="00FC693F"/>
     <w:rPr>
-      <w:rFonts w:ascii="Calibri" w:hAnsi="Calibri"/>
       <w:sz w:val="21"/>
     </w:rPr>
   </w:style>
